--- a/docs/02_需求规格说明_初稿.docx
+++ b/docs/02_需求规格说明_初稿.docx
@@ -358,7 +358,7 @@
             <w:fldChar w:fldCharType="separate"/>
           </w:r>
           <w:r>
-            <w:t>2</w:t>
+            <w:t>3</w:t>
           </w:r>
           <w:r>
             <w:fldChar w:fldCharType="end"/>
@@ -414,7 +414,7 @@
             <w:fldChar w:fldCharType="separate"/>
           </w:r>
           <w:r>
-            <w:t>2</w:t>
+            <w:t>3</w:t>
           </w:r>
           <w:r>
             <w:fldChar w:fldCharType="end"/>
@@ -1032,7 +1032,7 @@
             <w:fldChar w:fldCharType="separate"/>
           </w:r>
           <w:r>
-            <w:t>6</w:t>
+            <w:t>7</w:t>
           </w:r>
           <w:r>
             <w:fldChar w:fldCharType="end"/>
@@ -1089,7 +1089,7 @@
             <w:fldChar w:fldCharType="separate"/>
           </w:r>
           <w:r>
-            <w:t>8</w:t>
+            <w:t>10</w:t>
           </w:r>
           <w:r>
             <w:fldChar w:fldCharType="end"/>
@@ -1145,7 +1145,7 @@
             <w:fldChar w:fldCharType="separate"/>
           </w:r>
           <w:r>
-            <w:t>8</w:t>
+            <w:t>10</w:t>
           </w:r>
           <w:r>
             <w:fldChar w:fldCharType="end"/>
@@ -1201,7 +1201,7 @@
             <w:fldChar w:fldCharType="separate"/>
           </w:r>
           <w:r>
-            <w:t>9</w:t>
+            <w:t>11</w:t>
           </w:r>
           <w:r>
             <w:fldChar w:fldCharType="end"/>
@@ -1257,7 +1257,7 @@
             <w:fldChar w:fldCharType="separate"/>
           </w:r>
           <w:r>
-            <w:t>11</w:t>
+            <w:t>12</w:t>
           </w:r>
           <w:r>
             <w:fldChar w:fldCharType="end"/>
@@ -1314,7 +1314,7 @@
             <w:fldChar w:fldCharType="separate"/>
           </w:r>
           <w:r>
-            <w:t>11</w:t>
+            <w:t>13</w:t>
           </w:r>
           <w:r>
             <w:fldChar w:fldCharType="end"/>
@@ -1371,7 +1371,7 @@
             <w:fldChar w:fldCharType="separate"/>
           </w:r>
           <w:r>
-            <w:t>12</w:t>
+            <w:t>14</w:t>
           </w:r>
           <w:r>
             <w:fldChar w:fldCharType="end"/>
@@ -1427,7 +1427,7 @@
             <w:fldChar w:fldCharType="separate"/>
           </w:r>
           <w:r>
-            <w:t>12</w:t>
+            <w:t>14</w:t>
           </w:r>
           <w:r>
             <w:fldChar w:fldCharType="end"/>
@@ -1483,7 +1483,7 @@
             <w:fldChar w:fldCharType="separate"/>
           </w:r>
           <w:r>
-            <w:t>12</w:t>
+            <w:t>14</w:t>
           </w:r>
           <w:r>
             <w:fldChar w:fldCharType="end"/>
@@ -1539,7 +1539,7 @@
             <w:fldChar w:fldCharType="separate"/>
           </w:r>
           <w:r>
-            <w:t>13</w:t>
+            <w:t>14</w:t>
           </w:r>
           <w:r>
             <w:fldChar w:fldCharType="end"/>
@@ -1595,7 +1595,7 @@
             <w:fldChar w:fldCharType="separate"/>
           </w:r>
           <w:r>
-            <w:t>13</w:t>
+            <w:t>15</w:t>
           </w:r>
           <w:r>
             <w:fldChar w:fldCharType="end"/>
@@ -3301,7 +3301,7 @@
               <w:bottom w:val="nil"/>
               <w:right w:val="nil"/>
             </w:tcBorders>
-            <w:shd w:val="clear"/>
+            <w:shd w:val="clear" w:color="auto" w:fill="auto"/>
             <w:noWrap w:val="0"/>
             <w:tcMar>
               <w:top w:w="-1" w:type="dxa"/>
@@ -3344,7 +3344,7 @@
               <w:bottom w:val="nil"/>
               <w:right w:val="nil"/>
             </w:tcBorders>
-            <w:shd w:val="clear"/>
+            <w:shd w:val="clear" w:color="auto" w:fill="auto"/>
             <w:noWrap w:val="0"/>
             <w:tcMar>
               <w:top w:w="-1" w:type="dxa"/>
@@ -3387,7 +3387,7 @@
               <w:bottom w:val="nil"/>
               <w:right w:val="nil"/>
             </w:tcBorders>
-            <w:shd w:val="clear"/>
+            <w:shd w:val="clear" w:color="auto" w:fill="auto"/>
             <w:noWrap w:val="0"/>
             <w:tcMar>
               <w:top w:w="-1" w:type="dxa"/>
@@ -3452,7 +3452,7 @@
               <w:bottom w:val="nil"/>
               <w:right w:val="nil"/>
             </w:tcBorders>
-            <w:shd w:val="clear"/>
+            <w:shd w:val="clear" w:color="auto" w:fill="auto"/>
             <w:noWrap w:val="0"/>
             <w:tcMar>
               <w:top w:w="-1" w:type="dxa"/>
@@ -3495,7 +3495,7 @@
               <w:bottom w:val="nil"/>
               <w:right w:val="nil"/>
             </w:tcBorders>
-            <w:shd w:val="clear"/>
+            <w:shd w:val="clear" w:color="auto" w:fill="auto"/>
             <w:noWrap w:val="0"/>
             <w:tcMar>
               <w:top w:w="-1" w:type="dxa"/>
@@ -3536,7 +3536,7 @@
               <w:bottom w:val="nil"/>
               <w:right w:val="nil"/>
             </w:tcBorders>
-            <w:shd w:val="clear"/>
+            <w:shd w:val="clear" w:color="auto" w:fill="auto"/>
             <w:noWrap w:val="0"/>
             <w:tcMar>
               <w:top w:w="-1" w:type="dxa"/>
@@ -3989,7 +3989,7 @@
     <w:tbl>
       <w:tblPr>
         <w:tblStyle w:val="19"/>
-        <w:tblW w:w="8516" w:type="dxa"/>
+        <w:tblW w:w="10086" w:type="dxa"/>
         <w:jc w:val="center"/>
         <w:tblBorders>
           <w:top w:val="none" w:color="000000" w:sz="4" w:space="0"/>
@@ -4010,6 +4010,7 @@
       <w:tblGrid>
         <w:gridCol w:w="1694"/>
         <w:gridCol w:w="5252"/>
+        <w:gridCol w:w="1570"/>
         <w:gridCol w:w="1570"/>
       </w:tblGrid>
       <w:tr>
@@ -4154,6 +4155,38 @@
             </w:r>
           </w:p>
         </w:tc>
+        <w:tc>
+          <w:tcPr>
+            <w:tcW w:w="1570" w:type="dxa"/>
+            <w:tcBorders>
+              <w:top w:val="single" w:color="auto" w:sz="12" w:space="0"/>
+              <w:left w:val="nil"/>
+              <w:bottom w:val="nil"/>
+              <w:right w:val="nil"/>
+            </w:tcBorders>
+            <w:noWrap w:val="0"/>
+            <w:tcMar>
+              <w:top w:w="-1" w:type="dxa"/>
+              <w:left w:w="-1" w:type="dxa"/>
+              <w:bottom w:w="-1" w:type="dxa"/>
+              <w:right w:w="-1" w:type="dxa"/>
+            </w:tcMar>
+            <w:vAlign w:val="center"/>
+          </w:tcPr>
+          <w:p>
+            <w:pPr>
+              <w:snapToGrid w:val="0"/>
+              <w:spacing w:after="60"/>
+              <w:ind w:left="0" w:leftChars="0" w:right="0" w:rightChars="0" w:firstLine="0" w:firstLineChars="0"/>
+              <w:jc w:val="center"/>
+              <w:rPr>
+                <w:rFonts w:ascii="Times New Roman" w:hAnsi="Times New Roman" w:eastAsia="宋体"/>
+                <w:b/>
+                <w:sz w:val="21"/>
+              </w:rPr>
+            </w:pPr>
+          </w:p>
+        </w:tc>
       </w:tr>
       <w:tr>
         <w:tblPrEx>
@@ -4290,6 +4323,37 @@
             </w:r>
           </w:p>
         </w:tc>
+        <w:tc>
+          <w:tcPr>
+            <w:tcW w:w="1570" w:type="dxa"/>
+            <w:tcBorders>
+              <w:top w:val="single" w:color="auto" w:sz="4" w:space="0"/>
+              <w:left w:val="nil"/>
+              <w:bottom w:val="nil"/>
+              <w:right w:val="nil"/>
+            </w:tcBorders>
+            <w:noWrap w:val="0"/>
+            <w:tcMar>
+              <w:top w:w="-1" w:type="dxa"/>
+              <w:left w:w="-1" w:type="dxa"/>
+              <w:bottom w:w="-1" w:type="dxa"/>
+              <w:right w:w="-1" w:type="dxa"/>
+            </w:tcMar>
+            <w:vAlign w:val="center"/>
+          </w:tcPr>
+          <w:p>
+            <w:pPr>
+              <w:snapToGrid w:val="0"/>
+              <w:spacing w:after="60"/>
+              <w:ind w:left="0" w:leftChars="0" w:right="0" w:rightChars="0" w:firstLine="0" w:firstLineChars="0"/>
+              <w:jc w:val="center"/>
+              <w:rPr>
+                <w:rFonts w:ascii="Times New Roman" w:hAnsi="Times New Roman" w:eastAsia="宋体"/>
+                <w:sz w:val="21"/>
+              </w:rPr>
+            </w:pPr>
+          </w:p>
+        </w:tc>
       </w:tr>
       <w:tr>
         <w:tblPrEx>
@@ -4426,6 +4490,37 @@
             </w:r>
           </w:p>
         </w:tc>
+        <w:tc>
+          <w:tcPr>
+            <w:tcW w:w="1570" w:type="dxa"/>
+            <w:tcBorders>
+              <w:top w:val="nil"/>
+              <w:left w:val="nil"/>
+              <w:bottom w:val="nil"/>
+              <w:right w:val="nil"/>
+            </w:tcBorders>
+            <w:noWrap w:val="0"/>
+            <w:tcMar>
+              <w:top w:w="-1" w:type="dxa"/>
+              <w:left w:w="-1" w:type="dxa"/>
+              <w:bottom w:w="-1" w:type="dxa"/>
+              <w:right w:w="-1" w:type="dxa"/>
+            </w:tcMar>
+            <w:vAlign w:val="center"/>
+          </w:tcPr>
+          <w:p>
+            <w:pPr>
+              <w:snapToGrid w:val="0"/>
+              <w:spacing w:after="60"/>
+              <w:ind w:left="0" w:leftChars="0" w:right="0" w:rightChars="0" w:firstLine="0" w:firstLineChars="0"/>
+              <w:jc w:val="center"/>
+              <w:rPr>
+                <w:rFonts w:ascii="Times New Roman" w:hAnsi="Times New Roman" w:eastAsia="宋体"/>
+                <w:sz w:val="21"/>
+              </w:rPr>
+            </w:pPr>
+          </w:p>
+        </w:tc>
       </w:tr>
       <w:tr>
         <w:tblPrEx>
@@ -4535,7 +4630,7 @@
                 <w:rFonts w:ascii="Times New Roman" w:hAnsi="Times New Roman" w:eastAsia="宋体"/>
                 <w:sz w:val="21"/>
               </w:rPr>
-              <w:t>专项预算，用于计算预算使用情况和提醒状态。</w:t>
+              <w:t>预算，用于计算预算使用情况和提醒状态。</w:t>
             </w:r>
           </w:p>
         </w:tc>
@@ -4575,6 +4670,37 @@
               </w:rPr>
               <w:t>用户个人数据</w:t>
             </w:r>
+          </w:p>
+        </w:tc>
+        <w:tc>
+          <w:tcPr>
+            <w:tcW w:w="1570" w:type="dxa"/>
+            <w:tcBorders>
+              <w:top w:val="nil"/>
+              <w:left w:val="nil"/>
+              <w:bottom w:val="nil"/>
+              <w:right w:val="nil"/>
+            </w:tcBorders>
+            <w:noWrap w:val="0"/>
+            <w:tcMar>
+              <w:top w:w="-1" w:type="dxa"/>
+              <w:left w:w="-1" w:type="dxa"/>
+              <w:bottom w:w="-1" w:type="dxa"/>
+              <w:right w:w="-1" w:type="dxa"/>
+            </w:tcMar>
+            <w:vAlign w:val="center"/>
+          </w:tcPr>
+          <w:p>
+            <w:pPr>
+              <w:snapToGrid w:val="0"/>
+              <w:spacing w:after="60"/>
+              <w:ind w:left="0" w:leftChars="0" w:right="0" w:rightChars="0" w:firstLine="0" w:firstLineChars="0"/>
+              <w:jc w:val="center"/>
+              <w:rPr>
+                <w:rFonts w:ascii="Times New Roman" w:hAnsi="Times New Roman" w:eastAsia="宋体"/>
+                <w:sz w:val="21"/>
+              </w:rPr>
+            </w:pPr>
           </w:p>
         </w:tc>
       </w:tr>
@@ -4713,6 +4839,37 @@
             </w:r>
           </w:p>
         </w:tc>
+        <w:tc>
+          <w:tcPr>
+            <w:tcW w:w="1570" w:type="dxa"/>
+            <w:tcBorders>
+              <w:top w:val="nil"/>
+              <w:left w:val="nil"/>
+              <w:bottom w:val="nil"/>
+              <w:right w:val="nil"/>
+            </w:tcBorders>
+            <w:noWrap w:val="0"/>
+            <w:tcMar>
+              <w:top w:w="-1" w:type="dxa"/>
+              <w:left w:w="-1" w:type="dxa"/>
+              <w:bottom w:w="-1" w:type="dxa"/>
+              <w:right w:w="-1" w:type="dxa"/>
+            </w:tcMar>
+            <w:vAlign w:val="center"/>
+          </w:tcPr>
+          <w:p>
+            <w:pPr>
+              <w:snapToGrid w:val="0"/>
+              <w:spacing w:after="60"/>
+              <w:ind w:left="0" w:leftChars="0" w:right="0" w:rightChars="0" w:firstLine="0" w:firstLineChars="0"/>
+              <w:jc w:val="center"/>
+              <w:rPr>
+                <w:rFonts w:ascii="Times New Roman" w:hAnsi="Times New Roman" w:eastAsia="宋体"/>
+                <w:sz w:val="21"/>
+              </w:rPr>
+            </w:pPr>
+          </w:p>
+        </w:tc>
       </w:tr>
       <w:tr>
         <w:tblPrEx>
@@ -4849,6 +5006,37 @@
             </w:r>
           </w:p>
         </w:tc>
+        <w:tc>
+          <w:tcPr>
+            <w:tcW w:w="1570" w:type="dxa"/>
+            <w:tcBorders>
+              <w:top w:val="nil"/>
+              <w:left w:val="nil"/>
+              <w:bottom w:val="nil"/>
+              <w:right w:val="nil"/>
+            </w:tcBorders>
+            <w:noWrap w:val="0"/>
+            <w:tcMar>
+              <w:top w:w="-1" w:type="dxa"/>
+              <w:left w:w="-1" w:type="dxa"/>
+              <w:bottom w:w="-1" w:type="dxa"/>
+              <w:right w:w="-1" w:type="dxa"/>
+            </w:tcMar>
+            <w:vAlign w:val="center"/>
+          </w:tcPr>
+          <w:p>
+            <w:pPr>
+              <w:snapToGrid w:val="0"/>
+              <w:spacing w:after="60"/>
+              <w:ind w:left="0" w:leftChars="0" w:right="0" w:rightChars="0" w:firstLine="0" w:firstLineChars="0"/>
+              <w:jc w:val="center"/>
+              <w:rPr>
+                <w:rFonts w:ascii="Times New Roman" w:hAnsi="Times New Roman" w:eastAsia="宋体"/>
+                <w:sz w:val="21"/>
+              </w:rPr>
+            </w:pPr>
+          </w:p>
+        </w:tc>
       </w:tr>
       <w:tr>
         <w:tblPrEx>
@@ -4985,6 +5173,37 @@
             </w:r>
           </w:p>
         </w:tc>
+        <w:tc>
+          <w:tcPr>
+            <w:tcW w:w="1570" w:type="dxa"/>
+            <w:tcBorders>
+              <w:top w:val="nil"/>
+              <w:left w:val="nil"/>
+              <w:bottom w:val="nil"/>
+              <w:right w:val="nil"/>
+            </w:tcBorders>
+            <w:noWrap w:val="0"/>
+            <w:tcMar>
+              <w:top w:w="-1" w:type="dxa"/>
+              <w:left w:w="-1" w:type="dxa"/>
+              <w:bottom w:w="-1" w:type="dxa"/>
+              <w:right w:w="-1" w:type="dxa"/>
+            </w:tcMar>
+            <w:vAlign w:val="center"/>
+          </w:tcPr>
+          <w:p>
+            <w:pPr>
+              <w:snapToGrid w:val="0"/>
+              <w:spacing w:after="60"/>
+              <w:ind w:left="0" w:leftChars="0" w:right="0" w:rightChars="0" w:firstLine="0" w:firstLineChars="0"/>
+              <w:jc w:val="center"/>
+              <w:rPr>
+                <w:rFonts w:ascii="Times New Roman" w:hAnsi="Times New Roman" w:eastAsia="宋体"/>
+                <w:sz w:val="21"/>
+              </w:rPr>
+            </w:pPr>
+          </w:p>
+        </w:tc>
       </w:tr>
       <w:tr>
         <w:tblPrEx>
@@ -5121,6 +5340,37 @@
             </w:r>
           </w:p>
         </w:tc>
+        <w:tc>
+          <w:tcPr>
+            <w:tcW w:w="1570" w:type="dxa"/>
+            <w:tcBorders>
+              <w:top w:val="nil"/>
+              <w:left w:val="nil"/>
+              <w:bottom w:val="nil"/>
+              <w:right w:val="nil"/>
+            </w:tcBorders>
+            <w:noWrap w:val="0"/>
+            <w:tcMar>
+              <w:top w:w="-1" w:type="dxa"/>
+              <w:left w:w="-1" w:type="dxa"/>
+              <w:bottom w:w="-1" w:type="dxa"/>
+              <w:right w:w="-1" w:type="dxa"/>
+            </w:tcMar>
+            <w:vAlign w:val="center"/>
+          </w:tcPr>
+          <w:p>
+            <w:pPr>
+              <w:snapToGrid w:val="0"/>
+              <w:spacing w:after="60"/>
+              <w:ind w:left="0" w:leftChars="0" w:right="0" w:rightChars="0" w:firstLine="0" w:firstLineChars="0"/>
+              <w:jc w:val="center"/>
+              <w:rPr>
+                <w:rFonts w:ascii="Times New Roman" w:hAnsi="Times New Roman" w:eastAsia="宋体"/>
+                <w:sz w:val="21"/>
+              </w:rPr>
+            </w:pPr>
+          </w:p>
+        </w:tc>
       </w:tr>
       <w:tr>
         <w:tblPrEx>
@@ -5255,6 +5505,37 @@
               </w:rPr>
               <w:t>系统公共辅助数据</w:t>
             </w:r>
+          </w:p>
+        </w:tc>
+        <w:tc>
+          <w:tcPr>
+            <w:tcW w:w="1570" w:type="dxa"/>
+            <w:tcBorders>
+              <w:top w:val="nil"/>
+              <w:left w:val="nil"/>
+              <w:bottom w:val="single" w:color="auto" w:sz="12" w:space="0"/>
+              <w:right w:val="nil"/>
+            </w:tcBorders>
+            <w:noWrap w:val="0"/>
+            <w:tcMar>
+              <w:top w:w="-1" w:type="dxa"/>
+              <w:left w:w="-1" w:type="dxa"/>
+              <w:bottom w:w="-1" w:type="dxa"/>
+              <w:right w:w="-1" w:type="dxa"/>
+            </w:tcMar>
+            <w:vAlign w:val="center"/>
+          </w:tcPr>
+          <w:p>
+            <w:pPr>
+              <w:snapToGrid w:val="0"/>
+              <w:spacing w:after="60"/>
+              <w:ind w:left="0" w:leftChars="0" w:right="0" w:rightChars="0" w:firstLine="0" w:firstLineChars="0"/>
+              <w:jc w:val="center"/>
+              <w:rPr>
+                <w:rFonts w:ascii="Times New Roman" w:hAnsi="Times New Roman" w:eastAsia="宋体"/>
+                <w:sz w:val="21"/>
+              </w:rPr>
+            </w:pPr>
           </w:p>
         </w:tc>
       </w:tr>
@@ -5862,7 +6143,7 @@
           </w:tblCellMar>
         </w:tblPrEx>
         <w:trPr>
-          <w:trHeight w:val="0" w:hRule="atLeast"/>
+          <w:trHeight w:val="339" w:hRule="atLeast"/>
           <w:jc w:val="center"/>
         </w:trPr>
         <w:tc>
@@ -6764,10 +7045,10 @@
         </w:tblCellMar>
       </w:tblPr>
       <w:tblGrid>
-        <w:gridCol w:w="1390"/>
-        <w:gridCol w:w="1075"/>
-        <w:gridCol w:w="1699"/>
-        <w:gridCol w:w="4352"/>
+        <w:gridCol w:w="1438"/>
+        <w:gridCol w:w="1074"/>
+        <w:gridCol w:w="1687"/>
+        <w:gridCol w:w="4317"/>
       </w:tblGrid>
       <w:tr>
         <w:tblPrEx>
@@ -8570,10 +8851,18 @@
             </w:pPr>
             <w:r>
               <w:rPr>
-                <w:rFonts w:ascii="Times New Roman" w:hAnsi="Times New Roman" w:eastAsia="宋体"/>
-                <w:sz w:val="21"/>
-              </w:rPr>
-              <w:t>paymentType</w:t>
+                <w:rFonts w:hint="eastAsia" w:ascii="Times New Roman" w:hAnsi="Times New Roman"/>
+                <w:sz w:val="21"/>
+                <w:lang w:val="en-US" w:eastAsia="zh-CN"/>
+              </w:rPr>
+              <w:t>p</w:t>
+            </w:r>
+            <w:r>
+              <w:rPr>
+                <w:rFonts w:ascii="Times New Roman" w:hAnsi="Times New Roman" w:eastAsia="宋体"/>
+                <w:sz w:val="21"/>
+              </w:rPr>
+              <w:t>aymentType</w:t>
             </w:r>
           </w:p>
         </w:tc>
@@ -9415,6 +9704,180 @@
             <w:tcBorders>
               <w:top w:val="nil"/>
               <w:left w:val="nil"/>
+              <w:bottom w:val="nil"/>
+              <w:right w:val="nil"/>
+            </w:tcBorders>
+            <w:noWrap w:val="0"/>
+            <w:tcMar>
+              <w:top w:w="-1" w:type="dxa"/>
+              <w:left w:w="-1" w:type="dxa"/>
+              <w:bottom w:w="-1" w:type="dxa"/>
+              <w:right w:w="-1" w:type="dxa"/>
+            </w:tcMar>
+            <w:vAlign w:val="center"/>
+          </w:tcPr>
+          <w:p>
+            <w:pPr>
+              <w:snapToGrid w:val="0"/>
+              <w:spacing w:after="60"/>
+              <w:ind w:left="0" w:leftChars="0" w:right="0" w:rightChars="0" w:firstLine="0" w:firstLineChars="0"/>
+              <w:jc w:val="left"/>
+              <w:rPr>
+                <w:rFonts w:ascii="Times New Roman" w:hAnsi="Times New Roman" w:eastAsia="宋体"/>
+                <w:sz w:val="21"/>
+              </w:rPr>
+            </w:pPr>
+            <w:r>
+              <w:rPr>
+                <w:rFonts w:ascii="Times New Roman" w:hAnsi="Times New Roman" w:eastAsia="宋体"/>
+                <w:sz w:val="21"/>
+              </w:rPr>
+              <w:t>updateTime</w:t>
+            </w:r>
+          </w:p>
+        </w:tc>
+        <w:tc>
+          <w:tcPr>
+            <w:tcW w:w="1075" w:type="dxa"/>
+            <w:tcBorders>
+              <w:top w:val="nil"/>
+              <w:left w:val="nil"/>
+              <w:bottom w:val="nil"/>
+              <w:right w:val="nil"/>
+            </w:tcBorders>
+            <w:noWrap w:val="0"/>
+            <w:tcMar>
+              <w:top w:w="-1" w:type="dxa"/>
+              <w:left w:w="-1" w:type="dxa"/>
+              <w:bottom w:w="-1" w:type="dxa"/>
+              <w:right w:w="-1" w:type="dxa"/>
+            </w:tcMar>
+            <w:vAlign w:val="center"/>
+          </w:tcPr>
+          <w:p>
+            <w:pPr>
+              <w:snapToGrid w:val="0"/>
+              <w:spacing w:after="60"/>
+              <w:ind w:left="0" w:leftChars="0" w:right="0" w:rightChars="0" w:firstLine="0" w:firstLineChars="0"/>
+              <w:jc w:val="center"/>
+              <w:rPr>
+                <w:rFonts w:ascii="Times New Roman" w:hAnsi="Times New Roman" w:eastAsia="宋体"/>
+                <w:sz w:val="21"/>
+              </w:rPr>
+            </w:pPr>
+            <w:r>
+              <w:rPr>
+                <w:rFonts w:ascii="Times New Roman" w:hAnsi="Times New Roman" w:eastAsia="宋体"/>
+                <w:sz w:val="21"/>
+              </w:rPr>
+              <w:t>DateTime</w:t>
+            </w:r>
+          </w:p>
+        </w:tc>
+        <w:tc>
+          <w:tcPr>
+            <w:tcW w:w="1699" w:type="dxa"/>
+            <w:tcBorders>
+              <w:top w:val="nil"/>
+              <w:left w:val="nil"/>
+              <w:bottom w:val="nil"/>
+              <w:right w:val="nil"/>
+            </w:tcBorders>
+            <w:noWrap w:val="0"/>
+            <w:tcMar>
+              <w:top w:w="-1" w:type="dxa"/>
+              <w:left w:w="-1" w:type="dxa"/>
+              <w:bottom w:w="-1" w:type="dxa"/>
+              <w:right w:w="-1" w:type="dxa"/>
+            </w:tcMar>
+            <w:vAlign w:val="center"/>
+          </w:tcPr>
+          <w:p>
+            <w:pPr>
+              <w:snapToGrid w:val="0"/>
+              <w:spacing w:after="60"/>
+              <w:ind w:left="0" w:leftChars="0" w:right="0" w:rightChars="0" w:firstLine="0" w:firstLineChars="0"/>
+              <w:jc w:val="left"/>
+              <w:rPr>
+                <w:rFonts w:ascii="Times New Roman" w:hAnsi="Times New Roman" w:eastAsia="宋体"/>
+                <w:sz w:val="21"/>
+              </w:rPr>
+            </w:pPr>
+            <w:r>
+              <w:rPr>
+                <w:rFonts w:ascii="Times New Roman" w:hAnsi="Times New Roman" w:eastAsia="宋体"/>
+                <w:sz w:val="21"/>
+              </w:rPr>
+              <w:t>更新时间</w:t>
+            </w:r>
+          </w:p>
+        </w:tc>
+        <w:tc>
+          <w:tcPr>
+            <w:tcW w:w="4352" w:type="dxa"/>
+            <w:tcBorders>
+              <w:top w:val="nil"/>
+              <w:left w:val="nil"/>
+              <w:bottom w:val="nil"/>
+              <w:right w:val="nil"/>
+            </w:tcBorders>
+            <w:noWrap w:val="0"/>
+            <w:tcMar>
+              <w:top w:w="-1" w:type="dxa"/>
+              <w:left w:w="-1" w:type="dxa"/>
+              <w:bottom w:w="-1" w:type="dxa"/>
+              <w:right w:w="-1" w:type="dxa"/>
+            </w:tcMar>
+            <w:vAlign w:val="center"/>
+          </w:tcPr>
+          <w:p>
+            <w:pPr>
+              <w:snapToGrid w:val="0"/>
+              <w:spacing w:after="60"/>
+              <w:ind w:left="0" w:leftChars="0" w:right="0" w:rightChars="0" w:firstLine="0" w:firstLineChars="0"/>
+              <w:jc w:val="left"/>
+              <w:rPr>
+                <w:rFonts w:ascii="Times New Roman" w:hAnsi="Times New Roman" w:eastAsia="宋体"/>
+                <w:sz w:val="21"/>
+              </w:rPr>
+            </w:pPr>
+            <w:r>
+              <w:rPr>
+                <w:rFonts w:ascii="Times New Roman" w:hAnsi="Times New Roman" w:eastAsia="宋体"/>
+                <w:sz w:val="21"/>
+              </w:rPr>
+              <w:t>系统更新</w:t>
+            </w:r>
+          </w:p>
+        </w:tc>
+      </w:tr>
+      <w:tr>
+        <w:tblPrEx>
+          <w:tblBorders>
+            <w:top w:val="none" w:color="000000" w:sz="4" w:space="0"/>
+            <w:left w:val="none" w:color="000000" w:sz="4" w:space="0"/>
+            <w:bottom w:val="none" w:color="000000" w:sz="4" w:space="0"/>
+            <w:right w:val="none" w:color="000000" w:sz="4" w:space="0"/>
+            <w:insideH w:val="none" w:color="000000" w:sz="4" w:space="0"/>
+            <w:insideV w:val="none" w:color="000000" w:sz="4" w:space="0"/>
+          </w:tblBorders>
+          <w:tblCellMar>
+            <w:top w:w="0" w:type="dxa"/>
+            <w:left w:w="108" w:type="dxa"/>
+            <w:bottom w:w="0" w:type="dxa"/>
+            <w:right w:w="108" w:type="dxa"/>
+          </w:tblCellMar>
+        </w:tblPrEx>
+        <w:trPr>
+          <w:trHeight w:val="0" w:hRule="atLeast"/>
+          <w:jc w:val="center"/>
+        </w:trPr>
+        <w:tc>
+          <w:tcPr>
+            <w:tcW w:w="1390" w:type="dxa"/>
+            <w:tcBorders>
+              <w:top w:val="nil"/>
+              <w:left w:val="nil"/>
               <w:bottom w:val="single" w:color="auto" w:sz="12" w:space="0"/>
               <w:right w:val="nil"/>
             </w:tcBorders>
@@ -9443,7 +9906,7 @@
                 <w:rFonts w:ascii="Times New Roman" w:hAnsi="Times New Roman" w:eastAsia="宋体"/>
                 <w:sz w:val="21"/>
               </w:rPr>
-              <w:t>updateTime</w:t>
+              <w:t>includeInTotal</w:t>
             </w:r>
           </w:p>
         </w:tc>
@@ -9472,16 +9935,18 @@
               <w:ind w:left="0" w:leftChars="0" w:right="0" w:rightChars="0" w:firstLine="0" w:firstLineChars="0"/>
               <w:jc w:val="center"/>
               <w:rPr>
-                <w:rFonts w:ascii="Times New Roman" w:hAnsi="Times New Roman" w:eastAsia="宋体"/>
-                <w:sz w:val="21"/>
-              </w:rPr>
-            </w:pPr>
-            <w:r>
-              <w:rPr>
-                <w:rFonts w:ascii="Times New Roman" w:hAnsi="Times New Roman" w:eastAsia="宋体"/>
-                <w:sz w:val="21"/>
-              </w:rPr>
-              <w:t>DateTime</w:t>
+                <w:rFonts w:hint="default" w:ascii="Times New Roman" w:hAnsi="Times New Roman" w:eastAsia="宋体"/>
+                <w:sz w:val="21"/>
+                <w:lang w:val="en-US" w:eastAsia="zh-CN"/>
+              </w:rPr>
+            </w:pPr>
+            <w:r>
+              <w:rPr>
+                <w:rFonts w:hint="eastAsia" w:ascii="Times New Roman" w:hAnsi="Times New Roman"/>
+                <w:sz w:val="21"/>
+                <w:lang w:val="en-US" w:eastAsia="zh-CN"/>
+              </w:rPr>
+              <w:t>Boolean</w:t>
             </w:r>
           </w:p>
         </w:tc>
@@ -9519,7 +9984,7 @@
                 <w:rFonts w:ascii="Times New Roman" w:hAnsi="Times New Roman" w:eastAsia="宋体"/>
                 <w:sz w:val="21"/>
               </w:rPr>
-              <w:t>更新时间</w:t>
+              <w:t>是否计入总消费统计</w:t>
             </w:r>
           </w:p>
         </w:tc>
@@ -9557,7 +10022,7 @@
                 <w:rFonts w:ascii="Times New Roman" w:hAnsi="Times New Roman" w:eastAsia="宋体"/>
                 <w:sz w:val="21"/>
               </w:rPr>
-              <w:t>系统更新</w:t>
+              <w:t>默认 true；false 时不参与预算进度、总消费、分类统计和趋势统计</w:t>
             </w:r>
           </w:p>
         </w:tc>
@@ -10067,7 +10532,16 @@
                 <w:rFonts w:ascii="Times New Roman" w:hAnsi="Times New Roman" w:eastAsia="宋体"/>
                 <w:sz w:val="21"/>
               </w:rPr>
-              <w:t>String</w:t>
+              <w:t>Stri</w:t>
+            </w:r>
+            <w:bookmarkStart w:id="23" w:name="_GoBack"/>
+            <w:bookmarkEnd w:id="23"/>
+            <w:r>
+              <w:rPr>
+                <w:rFonts w:ascii="Times New Roman" w:hAnsi="Times New Roman" w:eastAsia="宋体"/>
+                <w:sz w:val="21"/>
+              </w:rPr>
+              <w:t>ng</w:t>
             </w:r>
           </w:p>
         </w:tc>
@@ -17793,8 +18267,6 @@
         <w:spacing w:after="0" w:line="300" w:lineRule="auto"/>
         <w:ind w:firstLine="420"/>
       </w:pPr>
-      <w:bookmarkStart w:id="23" w:name="_GoBack"/>
-      <w:bookmarkEnd w:id="23"/>
       <w:r>
         <w:rPr>
           <w:rFonts w:ascii="Times New Roman" w:hAnsi="Times New Roman" w:eastAsia="宋体"/>
@@ -17854,8 +18326,8 @@
         </w:tblCellMar>
       </w:tblPr>
       <w:tblGrid>
-        <w:gridCol w:w="1078"/>
-        <w:gridCol w:w="7438"/>
+        <w:gridCol w:w="861"/>
+        <w:gridCol w:w="7655"/>
       </w:tblGrid>
       <w:tr>
         <w:tblPrEx>
@@ -17915,7 +18387,7 @@
         </w:tc>
         <w:tc>
           <w:tcPr>
-            <w:tcW w:w="7438" w:type="dxa"/>
+            <w:tcW w:w="7655" w:type="dxa"/>
             <w:tcBorders>
               <w:top w:val="single" w:color="auto" w:sz="12" w:space="0"/>
               <w:left w:val="nil"/>
@@ -18006,7 +18478,7 @@
         </w:tc>
         <w:tc>
           <w:tcPr>
-            <w:tcW w:w="7438" w:type="dxa"/>
+            <w:tcW w:w="7655" w:type="dxa"/>
             <w:tcBorders>
               <w:top w:val="single" w:color="auto" w:sz="4" w:space="0"/>
               <w:left w:val="nil"/>
@@ -18097,7 +18569,7 @@
         </w:tc>
         <w:tc>
           <w:tcPr>
-            <w:tcW w:w="7438" w:type="dxa"/>
+            <w:tcW w:w="7655" w:type="dxa"/>
             <w:tcBorders>
               <w:top w:val="nil"/>
               <w:left w:val="nil"/>
@@ -18188,7 +18660,7 @@
         </w:tc>
         <w:tc>
           <w:tcPr>
-            <w:tcW w:w="7438" w:type="dxa"/>
+            <w:tcW w:w="7655" w:type="dxa"/>
             <w:tcBorders>
               <w:top w:val="nil"/>
               <w:left w:val="nil"/>
@@ -18279,7 +18751,7 @@
         </w:tc>
         <w:tc>
           <w:tcPr>
-            <w:tcW w:w="7438" w:type="dxa"/>
+            <w:tcW w:w="7655" w:type="dxa"/>
             <w:tcBorders>
               <w:top w:val="nil"/>
               <w:left w:val="nil"/>
@@ -18303,11 +18775,10 @@
             </w:pPr>
             <w:r>
               <w:rPr>
-                <w:rFonts w:ascii="Times New Roman" w:hAnsi="Times New Roman" w:eastAsia="宋体"/>
-                <w:b w:val="0"/>
-                <w:sz w:val="19"/>
-              </w:rPr>
-              <w:t>用户点击新增记录，选择消费分类，填写项目名称、金额、数量、日期、支付方式和备注；系统校验金额和日期格式；校验通过后保存记录并返回账单列表。</w:t>
+                <w:sz w:val="18"/>
+                <w:szCs w:val="18"/>
+              </w:rPr>
+              <w:t>用户点击新增记录，选择消费分类，填写项目名称、金额、单价、数量、日期、支付方式和备注，可选关联图鉴或场次，并选择是否计入总消费统计；系统校验金额和日期格式；校验通过后保存记录并返回账单列表。</w:t>
             </w:r>
           </w:p>
         </w:tc>
@@ -18370,7 +18841,7 @@
         </w:tc>
         <w:tc>
           <w:tcPr>
-            <w:tcW w:w="7438" w:type="dxa"/>
+            <w:tcW w:w="7655" w:type="dxa"/>
             <w:tcBorders>
               <w:top w:val="nil"/>
               <w:left w:val="nil"/>
@@ -18398,7 +18869,7 @@
                 <w:b w:val="0"/>
                 <w:sz w:val="19"/>
               </w:rPr>
-              <w:t>若金额为空或小于 0，系统提示用户重新输入；若用户取消保存，系统不写入记录；若本地存储失败，系统提示保存失败并保留当前输入。</w:t>
+              <w:t>若金额为空或小于 0，系统提示用户重新输入；若用户取消保存，系统不写入记录；若数据保存失败，系统提示保存失败并保留当前输入；若数据保存失败，系统提示保存失败并保留当前输入。</w:t>
             </w:r>
           </w:p>
         </w:tc>
@@ -18427,7 +18898,7 @@
         </w:trPr>
         <w:tc>
           <w:tcPr>
-            <w:tcW w:w="1078" w:type="dxa"/>
+            <w:tcW w:w="861" w:type="dxa"/>
             <w:tcBorders>
               <w:top w:val="nil"/>
               <w:left w:val="nil"/>
@@ -18460,7 +18931,7 @@
         </w:tc>
         <w:tc>
           <w:tcPr>
-            <w:tcW w:w="7438" w:type="dxa"/>
+            <w:tcW w:w="7655" w:type="dxa"/>
             <w:tcBorders>
               <w:top w:val="nil"/>
               <w:left w:val="nil"/>
@@ -19819,7 +20290,7 @@
                 <w:b w:val="0"/>
                 <w:sz w:val="19"/>
               </w:rPr>
-              <w:t>用户进入统计页面，选择时间范围；系统读取消费记录，计算分类消费占比、累计支出、月度趋势和年度趋势，并生成对应图表数据。</w:t>
+              <w:t>用户进入统计页面，选择时间范围；系统读取当前用户消费记录，筛选 includeInTotal=true 的记录，计算分类消费占比、累计支出、月度趋势和年度趋势，并生成对应图表数据。</w:t>
             </w:r>
           </w:p>
         </w:tc>
@@ -28386,6 +28857,12 @@
             <w:insideH w:val="none" w:color="000000" w:sz="6" w:space="0"/>
             <w:insideV w:val="none" w:color="000000" w:sz="6" w:space="0"/>
           </w:tblBorders>
+          <w:tblCellMar>
+            <w:top w:w="0" w:type="dxa"/>
+            <w:left w:w="108" w:type="dxa"/>
+            <w:bottom w:w="0" w:type="dxa"/>
+            <w:right w:w="108" w:type="dxa"/>
+          </w:tblCellMar>
         </w:tblPrEx>
         <w:trPr>
           <w:trHeight w:val="0" w:hRule="atLeast"/>
@@ -29219,7 +29696,7 @@
     <w:lsdException w:uiPriority="99" w:name="Document Map"/>
     <w:lsdException w:uiPriority="99" w:name="Plain Text"/>
     <w:lsdException w:uiPriority="99" w:name="E-mail Signature"/>
-    <w:lsdException w:uiPriority="99" w:name="Normal (Web)"/>
+    <w:lsdException w:qFormat="1" w:uiPriority="99" w:name="Normal (Web)"/>
     <w:lsdException w:uiPriority="99" w:name="HTML Acronym"/>
     <w:lsdException w:uiPriority="99" w:name="HTML Address"/>
     <w:lsdException w:uiPriority="99" w:name="HTML Cite"/>
@@ -29650,6 +30127,7 @@
     <w:basedOn w:val="1"/>
     <w:semiHidden/>
     <w:unhideWhenUsed/>
+    <w:qFormat/>
     <w:uiPriority w:val="99"/>
     <w:pPr>
       <w:spacing w:before="0" w:beforeAutospacing="1" w:after="0" w:afterAutospacing="1"/>
